--- a/output_final/GauthamRam_S70_FLAT_MicroProject/Integrated_MicroProject_FLAT_DAA_COA/docs/FLAT_Report.docx
+++ b/output_final/GauthamRam_S70_FLAT_MicroProject/Integrated_MicroProject_FLAT_DAA_COA/docs/FLAT_Report.docx
@@ -59,51 +59,6 @@
         </w:rPr>
         <w:t>"Deterministic Finite Automaton (DFA) Lexical Analyzer and Micro-Instruction Control Word Generator"</w:t>
         <w:br/>
-      </w:r>
-    </w:p>
-    <w:p>
-      <w:pPr>
-        <w:spacing w:before="200" w:after="400"/>
-        <w:jc w:val="center"/>
-      </w:pPr>
-    </w:p>
-    <w:p>
-      <w:pPr>
-        <w:jc w:val="center"/>
-      </w:pPr>
-      <w:r>
-        <w:drawing>
-          <wp:inline xmlns:a="http://schemas.openxmlformats.org/drawingml/2006/main" xmlns:pic="http://schemas.openxmlformats.org/drawingml/2006/picture">
-            <wp:extent cx="1920240" cy="1725262"/>
-            <wp:docPr id="1" name="Picture 1"/>
-            <wp:cNvGraphicFramePr>
-              <a:graphicFrameLocks noChangeAspect="1"/>
-            </wp:cNvGraphicFramePr>
-            <a:graphic>
-              <a:graphicData uri="http://schemas.openxmlformats.org/drawingml/2006/picture">
-                <pic:pic>
-                  <pic:nvPicPr>
-                    <pic:cNvPr id="0" name="image1.png"/>
-                    <pic:cNvPicPr/>
-                  </pic:nvPicPr>
-                  <pic:blipFill>
-                    <a:blip r:embed="rId9"/>
-                    <a:stretch>
-                      <a:fillRect/>
-                    </a:stretch>
-                  </pic:blipFill>
-                  <pic:spPr>
-                    <a:xfrm>
-                      <a:off x="0" y="0"/>
-                      <a:ext cx="1920240" cy="1725262"/>
-                    </a:xfrm>
-                    <a:prstGeom prst="rect"/>
-                  </pic:spPr>
-                </pic:pic>
-              </a:graphicData>
-            </a:graphic>
-          </wp:inline>
-        </w:drawing>
       </w:r>
     </w:p>
     <w:p>
@@ -181,14 +136,14 @@
           <w:color w:val="1A365D"/>
           <w:sz w:val="23"/>
         </w:rPr>
-        <w:t xml:space="preserve">Course Faculty: </w:t>
+        <w:t xml:space="preserve">Course Faculty / Mentor: </w:t>
       </w:r>
       <w:r>
         <w:rPr>
           <w:color w:val="334155"/>
           <w:sz w:val="23"/>
         </w:rPr>
-        <w:t>Mohamed Fayiz K</w:t>
+        <w:t>Vaibhav Giri</w:t>
         <w:br/>
       </w:r>
       <w:r>
@@ -2265,7 +2220,7 @@
         <w:drawing>
           <wp:inline xmlns:a="http://schemas.openxmlformats.org/drawingml/2006/main" xmlns:pic="http://schemas.openxmlformats.org/drawingml/2006/picture">
             <wp:extent cx="5669280" cy="3580178"/>
-            <wp:docPr id="2" name="Picture 2"/>
+            <wp:docPr id="1" name="Picture 1"/>
             <wp:cNvGraphicFramePr>
               <a:graphicFrameLocks noChangeAspect="1"/>
             </wp:cNvGraphicFramePr>
@@ -2277,7 +2232,7 @@
                     <pic:cNvPicPr/>
                   </pic:nvPicPr>
                   <pic:blipFill>
-                    <a:blip r:embed="rId10"/>
+                    <a:blip r:embed="rId9"/>
                     <a:stretch>
                       <a:fillRect/>
                     </a:stretch>

--- a/output_final/GauthamRam_S70_FLAT_MicroProject/Integrated_MicroProject_FLAT_DAA_COA/docs/FLAT_Report.docx
+++ b/output_final/GauthamRam_S70_FLAT_MicroProject/Integrated_MicroProject_FLAT_DAA_COA/docs/FLAT_Report.docx
@@ -59,6 +59,46 @@
         </w:rPr>
         <w:t>"Deterministic Finite Automaton (DFA) Lexical Analyzer and Micro-Instruction Control Word Generator"</w:t>
         <w:br/>
+      </w:r>
+    </w:p>
+    <w:p>
+      <w:pPr>
+        <w:spacing w:before="240" w:after="400"/>
+        <w:jc w:val="center"/>
+      </w:pPr>
+      <w:r>
+        <w:drawing>
+          <wp:inline xmlns:a="http://schemas.openxmlformats.org/drawingml/2006/main" xmlns:pic="http://schemas.openxmlformats.org/drawingml/2006/picture">
+            <wp:extent cx="2011680" cy="1789702"/>
+            <wp:docPr id="1" name="Picture 1"/>
+            <wp:cNvGraphicFramePr>
+              <a:graphicFrameLocks noChangeAspect="1"/>
+            </wp:cNvGraphicFramePr>
+            <a:graphic>
+              <a:graphicData uri="http://schemas.openxmlformats.org/drawingml/2006/picture">
+                <pic:pic>
+                  <pic:nvPicPr>
+                    <pic:cNvPr id="0" name="alliance_seal.png"/>
+                    <pic:cNvPicPr/>
+                  </pic:nvPicPr>
+                  <pic:blipFill>
+                    <a:blip r:embed="rId9"/>
+                    <a:stretch>
+                      <a:fillRect/>
+                    </a:stretch>
+                  </pic:blipFill>
+                  <pic:spPr>
+                    <a:xfrm>
+                      <a:off x="0" y="0"/>
+                      <a:ext cx="2011680" cy="1789702"/>
+                    </a:xfrm>
+                    <a:prstGeom prst="rect"/>
+                  </pic:spPr>
+                </pic:pic>
+              </a:graphicData>
+            </a:graphic>
+          </wp:inline>
+        </w:drawing>
       </w:r>
     </w:p>
     <w:p>
@@ -2220,7 +2260,7 @@
         <w:drawing>
           <wp:inline xmlns:a="http://schemas.openxmlformats.org/drawingml/2006/main" xmlns:pic="http://schemas.openxmlformats.org/drawingml/2006/picture">
             <wp:extent cx="5669280" cy="3580178"/>
-            <wp:docPr id="1" name="Picture 1"/>
+            <wp:docPr id="2" name="Picture 2"/>
             <wp:cNvGraphicFramePr>
               <a:graphicFrameLocks noChangeAspect="1"/>
             </wp:cNvGraphicFramePr>
@@ -2232,7 +2272,7 @@
                     <pic:cNvPicPr/>
                   </pic:nvPicPr>
                   <pic:blipFill>
-                    <a:blip r:embed="rId9"/>
+                    <a:blip r:embed="rId10"/>
                     <a:stretch>
                       <a:fillRect/>
                     </a:stretch>
@@ -2418,42 +2458,6 @@
           <w:sz w:val="22"/>
         </w:rPr>
         <w:t>Patterson, D. A., &amp; Hennessy, J. L. (2020). Computer Organization and Design: The Hardware/Software Interface (RISC-V ed.). Morgan Kaufmann.</w:t>
-      </w:r>
-    </w:p>
-    <w:p>
-      <w:pPr>
-        <w:keepNext/>
-        <w:spacing w:before="320" w:after="120"/>
-      </w:pPr>
-      <w:r>
-        <w:rPr>
-          <w:b/>
-          <w:color w:val="1A365D"/>
-          <w:sz w:val="30"/>
-        </w:rPr>
-        <w:t>11. Plagiarism Report</w:t>
-      </w:r>
-    </w:p>
-    <w:p>
-      <w:pPr>
-        <w:spacing w:line="276" w:lineRule="auto" w:after="120"/>
-      </w:pPr>
-      <w:r>
-        <w:rPr>
-          <w:sz w:val="22"/>
-        </w:rPr>
-        <w:t>I hereby declare that this microproject report titled 'Deterministic Finite Automaton (DFA) Lexical Analyzer and Micro-Instruction Control Word Generator' is my original academic work. All theoretical formulations, state machine designs, simulation scripts, and analyses were conducted independently. External academic literature and foundational textbooks cited herein have been thoroughly referenced in accordance with academic integrity guidelines.</w:t>
-      </w:r>
-    </w:p>
-    <w:p>
-      <w:pPr>
-        <w:spacing w:line="276" w:lineRule="auto" w:after="120"/>
-      </w:pPr>
-      <w:r>
-        <w:rPr>
-          <w:sz w:val="22"/>
-        </w:rPr>
-        <w:t>Originality Index: 92% Unique Content | Similarity Score: &lt; 8% (Standard technical terminology and formal definitions).</w:t>
       </w:r>
     </w:p>
     <w:sectPr>
